--- a/dl/taa-toolkit/04_Prompt_Library_Importable.docx
+++ b/dl/taa-toolkit/04_Prompt_Library_Importable.docx
@@ -147,7 +147,7 @@
           <w:color w:val="1C2430"/>
           <w:sz w:val="21"/>
         </w:rPr>
-        <w:t>Act as a senior analyst preparing a briefing document. The audience is [describe stakeholders, e.g., board members unfamiliar with operations]. The topic is [describe the issue or decision]. Write a one-page briefing: problem statement (2 sentences), current status (3–4 sentences), options being considered (bullet list, max three), and recommended next step (1–2 sentences). Plain language only, no jargon.</w:t>
+        <w:t>Act as a senior analyst preparing a briefing document. The audience is [describe stakeholders, e.g., board members unfamiliar with operations]. The topic is [describe the issue or decision]. Write a one-page briefing: problem statement (2 sentences), current status (3 to 4 sentences), options being considered (bullet list, max three), and recommended next step (1 to 2 sentences). Plain language only, no jargon.</w:t>
       </w:r>
     </w:p>
     <w:p>
@@ -435,7 +435,7 @@
           <w:color w:val="1C2430"/>
           <w:sz w:val="21"/>
         </w:rPr>
-        <w:t>Act as a strategic advisor. I need to compare [Option A] and [Option B] for [decision context]. Evaluate both options across these dimensions: [list 3–4 dimensions, e.g., cost, time to implement, risk, team impact]. Present as a comparison table followed by a two-sentence summary of where each option wins. Do not recommend one yet. This is the analysis step.</w:t>
+        <w:t>Act as a strategic advisor. I need to compare [Option A] and [Option B] for [decision context]. Evaluate both options across these dimensions: [list 3 to 4 dimensions, e.g., cost, time to implement, risk, team impact]. Present as a comparison table followed by a two-sentence summary of where each option wins. Do not recommend one yet. This is the analysis step.</w:t>
       </w:r>
     </w:p>
     <w:p>
@@ -647,7 +647,7 @@
           <w:color w:val="1C2430"/>
           <w:sz w:val="21"/>
         </w:rPr>
-        <w:t>Act as a senior analyst. Write an executive summary of the following [document type]. The reader is [describe: role, familiarity with topic, time available, e.g., "a CFO with five minutes"]. Structure: problem or context (1–2 sentences), key findings (3 bullets), and recommended action (1–2 sentences). Under 200 words.</w:t>
+        <w:t>Act as a senior analyst. Write an executive summary of the following [document type]. The reader is [describe: role, familiarity with topic, time available, e.g., "a CFO with five minutes"]. Structure: problem or context (1 to 2 sentences), key findings (3 bullets), and recommended action (1 to 2 sentences). Under 200 words.</w:t>
       </w:r>
     </w:p>
     <w:p>
